--- a/sources/veille/ai-act/2026-06-28_veille_ai-act.docx
+++ b/sources/veille/ai-act/2026-06-28_veille_ai-act.docx
@@ -73,7 +73,7 @@
           <w:sz w:val="22"/>
           <w:szCs w:val="22"/>
         </w:rPr>
-        <w:t xml:space="preserve">Sources accessibles : 5/7  •  Faits marquants : 5  •  Nouveautés post-21 juin : 3</w:t>
+        <w:t xml:space="preserve">Sources accessibles : 4/7 (corrigé le 12/09/2026 — voir le journal des corrections)  •  Faits marquants : 5  •  Nouveautés post-21 juin : 3</w:t>
       </w:r>
     </w:p>
     <w:p>
@@ -1444,6 +1444,52 @@
           <w:szCs w:val="18"/>
         </w:rPr>
         <w:t xml:space="preserve">─────────────────────────────────────────────────────────</w:t>
+      </w:r>
+    </w:p>
+    <w:p>
+      <w:pPr>
+        <w:spacing w:after="120" w:before="320"/>
+      </w:pPr>
+      <w:r>
+        <w:rPr>
+          <w:rFonts w:ascii="Calibri" w:cs="Calibri" w:eastAsia="Calibri" w:hAnsi="Calibri"/>
+          <w:b/>
+          <w:bCs/>
+          <w:color w:val="1B3A6B"/>
+          <w:sz w:val="28"/>
+          <w:szCs w:val="28"/>
+        </w:rPr>
+        <w:t xml:space="preserve">📝 Journal des corrections — 12 septembre 2026</w:t>
+      </w:r>
+    </w:p>
+    <w:p>
+      <w:pPr>
+        <w:spacing w:after="80"/>
+      </w:pPr>
+      <w:r>
+        <w:rPr>
+          <w:rFonts w:ascii="Calibri" w:cs="Calibri" w:eastAsia="Calibri" w:hAnsi="Calibri"/>
+          <w:b/>
+          <w:bCs/>
+          <w:color w:val="1F2937"/>
+          <w:sz w:val="22"/>
+          <w:szCs w:val="22"/>
+        </w:rPr>
+        <w:t xml:space="preserve">Décompte des sources corrigé le 12/09/2026, au cours d'un contrôle des 85 veilles du dépôt (outils/scripts/controle_decompte.py). Le contenu de la note est inchangé ; seuls les nombres annoncés ont été alignés sur la liste des sources qu'elle contient. Formulation d'origine conservée ici.</w:t>
+      </w:r>
+    </w:p>
+    <w:p>
+      <w:pPr>
+        <w:spacing w:after="80"/>
+      </w:pPr>
+      <w:r>
+        <w:rPr>
+          <w:rFonts w:ascii="Calibri" w:cs="Calibri" w:eastAsia="Calibri" w:hAnsi="Calibri"/>
+          <w:color w:val="1F2937"/>
+          <w:sz w:val="22"/>
+          <w:szCs w:val="22"/>
+        </w:rPr>
+        <w:t xml:space="preserve">Version initiale : « Sources accessibles : 5/7 ». La liste compte quatre ✅ (Commission, Service Desk, IAPP, CNIL) et trois ⛔ (Conseil 403, artificialintelligenceact.eu × 2 rendu JS). Même écart dans les éditions du 14/06 et du 21/06.</w:t>
       </w:r>
     </w:p>
     <w:p>
